--- a/보관본/러시아 인권변호사/Word/4부/4부_2화_올가의_옥중_투쟁.docx
+++ b/보관본/러시아 인권변호사/Word/4부/4부_2화_올가의_옥중_투쟁.docx
@@ -36,7 +36,7 @@
           <w:i w:val="0"/>
           <w:sz w:val="22"/>
         </w:rPr>
-        <w:t>올가 빅토로브나 네스테로바(수감 중) / 알렉세이 “료샤” 오를로프 / 카탸 리시나 / 아나톨리 그레벤시코프 / 콜로니 소장 아나톨리 일리치 부르미스트로프(신규) / 교도소 의무관 라리사 안드레예브나 시도로바(신규) / 미하일 예고로비치 촐칸(전화) / 외신기자 클라라 뮐러(재등장) / 기자(신규, 무명)</w:t>
+        <w:t>올가 빅토로브나 네스테로바(수감 중) / 알렉세이 “료샤” 오를로프 / 카탸 리시나 / 아나톨리 그레벤시코프 / 콜로니 소장 표도르 일리치 부르미스트로프(신규) / 교도소 의무관 라리사 안드레예브나 시도로바(신규) / 미하일 예고로비치 촐칸(전화) / 외신기자 클라라 뮐러(재등장) / 기자(신규, 무명)</w:t>
       </w:r>
     </w:p>
     <w:p>
@@ -551,7 +551,7 @@
           <w:i w:val="0"/>
           <w:sz w:val="22"/>
         </w:rPr>
-        <w:t>Анатолий Ильич, когда-то я был адвокатом, который неделями ждал свиданий под этой самой дверью. Я знаю вашу процедуру лучше, чем вы думаете. И знаю, где в ней написано слово «вправе».</w:t>
+        <w:t>Фёдор Ильич, когда-то я был адвокатом, который неделями ждал свиданий под этой самой дверью. Я знаю вашу процедуру лучше, чем вы думаете. И знаю, где в ней написано слово «вправе».</w:t>
       </w:r>
     </w:p>
     <w:p>
@@ -643,7 +643,7 @@
           <w:i w:val="0"/>
           <w:sz w:val="22"/>
         </w:rPr>
-        <w:t>Я вам объясняю, Анатолий Ильич. Угрожать мне нечем, у меня нет ни одной должности в вашей системе. Есть только люди, которые завтра спросят, почему её никто не увидел.</w:t>
+        <w:t>Я вам объясняю, Фёдор Ильич. Угрожать мне нечем, у меня нет ни одной должности в вашей системе. Есть только люди, которые завтра спросят, почему её никто не увидел.</w:t>
       </w:r>
     </w:p>
     <w:p>
@@ -2027,7 +2027,7 @@
           <w:i w:val="0"/>
           <w:sz w:val="22"/>
         </w:rPr>
-        <w:t>Значит, будем объяснять статью закона тем, кто сидит выше кабины. Завтра утром пресс-конференция. Что говорим?</w:t>
+        <w:t>Значит, будем объяснять статью закона тем, кто сидит выше начальника колонии. Завтра утром пресс-конференция. Что говорим?</w:t>
       </w:r>
     </w:p>
     <w:p>
@@ -3324,7 +3324,7 @@
           <w:i w:val="0"/>
           <w:sz w:val="22"/>
         </w:rPr>
-        <w:t xml:space="preserve"> — 이른바 "체호프의 총" 원칙의 원전 표현. 올가가 면회 유리 너머에서 "내 삶이 그 총이라면 쓸모 있게 쏘이게 하라"며 쓰고, 12화 장면 9에서 료샤가 이 말을 회수한다 (장면 3).</w:t>
+        <w:t xml:space="preserve"> — 한국어 해설: 이른바 "체호프의 총" 원칙의 원전 표현. 올가가 면회 유리 너머에서 "내 삶이 그 총이라면 쓸모 있게 쏘이게 하라"며 쓰고, 12화 장면 9에서 료샤가 이 말을 회수한다 (장면 3).</w:t>
       </w:r>
     </w:p>
     <w:p>
@@ -3347,7 +3347,7 @@
           <w:i w:val="0"/>
           <w:sz w:val="22"/>
         </w:rPr>
-        <w:t xml:space="preserve"> — / В ней есть душа, в ней есть свобода, / В ней есть любовь, в ней есть язык» — 자연을 "영혼 없는 주형"으로 보는 이들에게 맞서는 시. 평생 타이볼라를 지켜 온 올가가 콜로니 도서관에서 찾은 이 시를 유리 너머로 읊으며, 리트비노프메탈에게 숲은 "매장량과 톤수"일 뿐이지만 그 땅에는 "그곳에 사는 사람만 알아듣는 언어"가 있다고 말한다 (장면 3).</w:t>
+        <w:t xml:space="preserve"> — / В ней есть душа, в ней есть свобода, / В ней есть любовь, в ней есть язык» — 한국어 해설: 자연을 "영혼 없는 주형"으로 보는 이들에게 맞서는 시. 평생 타이볼라를 지켜 온 올가가 콜로니 도서관에서 찾은 이 시를 유리 너머로 읊으며, 리트비노프메탈에게 숲은 "매장량과 톤수"일 뿐이지만 그 땅에는 "그곳에 사는 사람만 알아듣는 언어"가 있다고 말한다 (장면 3).</w:t>
       </w:r>
     </w:p>
     <w:p>
